--- a/03-Communication-and-Teamwork/Meetings/Minutes/Mentor-Client-Meetings/Meeting Minutes 2025-04-03 (Client).docx
+++ b/03-Communication-and-Teamwork/Meetings/Minutes/Mentor-Client-Meetings/Meeting Minutes 2025-04-03 (Client).docx
@@ -15,7 +15,7 @@
           <w:rFonts w:ascii="Calibri" w:hAnsi="Calibri" w:cs="Calibri"/>
           <w:b/>
         </w:rPr>
-        <w:t>Mentor / Client Meeting</w:t>
+        <w:t>Client/Mentor Meeting</w:t>
       </w:r>
     </w:p>
     <w:p>
@@ -40,14 +40,14 @@
         <w:tblLook w:val="01E0" w:firstRow="1" w:lastRow="1" w:firstColumn="1" w:lastColumn="1" w:noHBand="0" w:noVBand="0"/>
       </w:tblPr>
       <w:tblGrid>
-        <w:gridCol w:w="2952"/>
-        <w:gridCol w:w="2952"/>
+        <w:gridCol w:w="2694"/>
+        <w:gridCol w:w="3210"/>
         <w:gridCol w:w="4086"/>
       </w:tblGrid>
       <w:tr>
         <w:tc>
           <w:tcPr>
-            <w:tcW w:w="2952" w:type="dxa"/>
+            <w:tcW w:w="2694" w:type="dxa"/>
             <w:shd w:val="clear" w:color="auto" w:fill="D9D9D9"/>
             <w:vAlign w:val="center"/>
           </w:tcPr>
@@ -63,59 +63,37 @@
                 <w:rFonts w:ascii="Calibri" w:hAnsi="Calibri" w:cs="Calibri"/>
                 <w:b/>
               </w:rPr>
-              <w:t>Client/</w:t>
-            </w:r>
-            <w:r>
-              <w:rPr>
-                <w:rFonts w:ascii="Calibri" w:hAnsi="Calibri" w:cs="Calibri"/>
-                <w:b/>
-              </w:rPr>
-              <w:t>Project:</w:t>
-            </w:r>
-          </w:p>
-        </w:tc>
-        <w:tc>
-          <w:tcPr>
-            <w:tcW w:w="7038" w:type="dxa"/>
+              <w:t>Client</w:t>
+            </w:r>
+            <w:r>
+              <w:rPr>
+                <w:rFonts w:ascii="Calibri" w:hAnsi="Calibri" w:cs="Calibri"/>
+                <w:b/>
+              </w:rPr>
+              <w:t>:</w:t>
+            </w:r>
+          </w:p>
+        </w:tc>
+        <w:tc>
+          <w:tcPr>
+            <w:tcW w:w="7296" w:type="dxa"/>
             <w:gridSpan w:val="2"/>
             <w:shd w:val="clear" w:color="auto" w:fill="D9D9D9"/>
             <w:vAlign w:val="center"/>
           </w:tcPr>
           <w:p>
             <w:pPr>
-              <w:spacing w:after="240"/>
-              <w:jc w:val="center"/>
-              <w:rPr>
-                <w:rFonts w:ascii="Calibri" w:hAnsi="Calibri" w:cs="Calibri"/>
-                <w:b/>
-              </w:rPr>
-            </w:pPr>
-            <w:r>
-              <w:rPr>
-                <w:rFonts w:ascii="Calibri" w:hAnsi="Calibri" w:cs="Calibri"/>
-                <w:b/>
-              </w:rPr>
-              <w:t xml:space="preserve">Raymond Lutui </w:t>
-            </w:r>
-            <w:r>
-              <w:rPr>
-                <w:rFonts w:ascii="Aptos" w:hAnsi="Aptos" w:cs="Calibri"/>
-                <w:b/>
-                <w:sz w:val="14"/>
-                <w:szCs w:val="14"/>
-              </w:rPr>
-              <w:t xml:space="preserve">- </w:t>
-            </w:r>
-            <w:r>
-              <w:rPr>
-                <w:rFonts w:ascii="Aptos" w:hAnsi="Aptos"/>
-                <w:b/>
-                <w:bCs/>
-                <w:color w:val="000000"/>
-                <w:sz w:val="22"/>
-                <w:szCs w:val="22"/>
-              </w:rPr>
-              <w:t>Network Performance Evaluation on Linux Based Operating Systems</w:t>
+              <w:rPr>
+                <w:rFonts w:ascii="Calibri" w:hAnsi="Calibri" w:cs="Calibri"/>
+                <w:b/>
+              </w:rPr>
+            </w:pPr>
+            <w:r>
+              <w:rPr>
+                <w:rFonts w:ascii="Calibri" w:hAnsi="Calibri" w:cs="Calibri"/>
+                <w:b/>
+              </w:rPr>
+              <w:t>Raymond Lutui</w:t>
             </w:r>
           </w:p>
         </w:tc>
@@ -123,7 +101,7 @@
       <w:tr>
         <w:tc>
           <w:tcPr>
-            <w:tcW w:w="2952" w:type="dxa"/>
+            <w:tcW w:w="2694" w:type="dxa"/>
             <w:shd w:val="clear" w:color="auto" w:fill="D9D9D9"/>
             <w:vAlign w:val="center"/>
           </w:tcPr>
@@ -139,28 +117,13 @@
                 <w:rFonts w:ascii="Calibri" w:hAnsi="Calibri" w:cs="Calibri"/>
                 <w:b/>
               </w:rPr>
-              <w:t>Purpose</w:t>
-            </w:r>
-            <w:r>
-              <w:rPr>
-                <w:rFonts w:ascii="Calibri" w:hAnsi="Calibri" w:cs="Calibri"/>
-                <w:b/>
-              </w:rPr>
-              <w:t>:</w:t>
-            </w:r>
-          </w:p>
-          <w:p>
-            <w:pPr>
-              <w:rPr>
-                <w:rFonts w:ascii="Calibri" w:hAnsi="Calibri" w:cs="Calibri"/>
-                <w:b/>
-              </w:rPr>
-            </w:pPr>
-          </w:p>
-        </w:tc>
-        <w:tc>
-          <w:tcPr>
-            <w:tcW w:w="7038" w:type="dxa"/>
+              <w:t>Project:</w:t>
+            </w:r>
+          </w:p>
+        </w:tc>
+        <w:tc>
+          <w:tcPr>
+            <w:tcW w:w="7296" w:type="dxa"/>
             <w:gridSpan w:val="2"/>
             <w:shd w:val="clear" w:color="auto" w:fill="D9D9D9"/>
             <w:vAlign w:val="center"/>
@@ -176,15 +139,10 @@
               <w:rPr>
                 <w:rFonts w:ascii="Calibri" w:hAnsi="Calibri" w:cs="Calibri"/>
                 <w:b/>
-              </w:rPr>
-              <w:t xml:space="preserve">Meeting with Mentor/ Client for </w:t>
-            </w:r>
-            <w:r>
-              <w:rPr>
-                <w:rFonts w:ascii="Calibri" w:hAnsi="Calibri" w:cs="Calibri"/>
-                <w:b/>
-              </w:rPr>
-              <w:t>Mock Presentation and Project Update</w:t>
+                <w:bCs/>
+                <w:color w:val="000000"/>
+              </w:rPr>
+              <w:t>Network Performance Evaluation on Linux Based Operating Systems</w:t>
             </w:r>
           </w:p>
         </w:tc>
@@ -192,7 +150,8 @@
       <w:tr>
         <w:tc>
           <w:tcPr>
-            <w:tcW w:w="2952" w:type="dxa"/>
+            <w:tcW w:w="2694" w:type="dxa"/>
+            <w:shd w:val="clear" w:color="auto" w:fill="D9D9D9"/>
             <w:vAlign w:val="center"/>
           </w:tcPr>
           <w:p>
@@ -207,21 +166,101 @@
                 <w:rFonts w:ascii="Calibri" w:hAnsi="Calibri" w:cs="Calibri"/>
                 <w:b/>
               </w:rPr>
+              <w:t>Purpose</w:t>
+            </w:r>
+            <w:r>
+              <w:rPr>
+                <w:rFonts w:ascii="Calibri" w:hAnsi="Calibri" w:cs="Calibri"/>
+                <w:b/>
+              </w:rPr>
+              <w:t>:</w:t>
+            </w:r>
+          </w:p>
+        </w:tc>
+        <w:tc>
+          <w:tcPr>
+            <w:tcW w:w="7296" w:type="dxa"/>
+            <w:gridSpan w:val="2"/>
+            <w:shd w:val="clear" w:color="auto" w:fill="D9D9D9"/>
+            <w:vAlign w:val="center"/>
+          </w:tcPr>
+          <w:p>
+            <w:pPr>
+              <w:rPr>
+                <w:rFonts w:ascii="Calibri" w:hAnsi="Calibri" w:cs="Calibri"/>
+                <w:b/>
+              </w:rPr>
+            </w:pPr>
+            <w:r>
+              <w:rPr>
+                <w:rFonts w:ascii="Calibri" w:hAnsi="Calibri" w:cs="Calibri"/>
+                <w:b/>
+              </w:rPr>
+              <w:t>Meeting with Client</w:t>
+            </w:r>
+            <w:r>
+              <w:rPr>
+                <w:rFonts w:ascii="Calibri" w:hAnsi="Calibri" w:cs="Calibri"/>
+                <w:b/>
+              </w:rPr>
+              <w:t>/Mentor</w:t>
+            </w:r>
+            <w:r>
+              <w:rPr>
+                <w:rFonts w:ascii="Calibri" w:hAnsi="Calibri" w:cs="Calibri"/>
+                <w:b/>
+              </w:rPr>
+              <w:t xml:space="preserve"> for </w:t>
+            </w:r>
+            <w:r>
+              <w:rPr>
+                <w:rFonts w:ascii="Calibri" w:hAnsi="Calibri" w:cs="Calibri"/>
+                <w:b/>
+              </w:rPr>
+              <w:t xml:space="preserve">Mock Presentation and Project </w:t>
+            </w:r>
+            <w:r>
+              <w:rPr>
+                <w:rFonts w:ascii="Calibri" w:hAnsi="Calibri" w:cs="Calibri"/>
+                <w:b/>
+              </w:rPr>
+              <w:t>u</w:t>
+            </w:r>
+            <w:r>
+              <w:rPr>
+                <w:rFonts w:ascii="Calibri" w:hAnsi="Calibri" w:cs="Calibri"/>
+                <w:b/>
+              </w:rPr>
+              <w:t>pdate</w:t>
+            </w:r>
+          </w:p>
+        </w:tc>
+      </w:tr>
+      <w:tr>
+        <w:tc>
+          <w:tcPr>
+            <w:tcW w:w="2694" w:type="dxa"/>
+            <w:vAlign w:val="center"/>
+          </w:tcPr>
+          <w:p>
+            <w:pPr>
+              <w:rPr>
+                <w:rFonts w:ascii="Calibri" w:hAnsi="Calibri" w:cs="Calibri"/>
+                <w:b/>
+              </w:rPr>
+            </w:pPr>
+            <w:r>
+              <w:rPr>
+                <w:rFonts w:ascii="Calibri" w:hAnsi="Calibri" w:cs="Calibri"/>
+                <w:b/>
+              </w:rPr>
               <w:t>Meeting called by:</w:t>
             </w:r>
           </w:p>
-          <w:p>
-            <w:pPr>
-              <w:rPr>
-                <w:rFonts w:ascii="Calibri" w:hAnsi="Calibri" w:cs="Calibri"/>
-                <w:b/>
-              </w:rPr>
-            </w:pPr>
-          </w:p>
-        </w:tc>
-        <w:tc>
-          <w:tcPr>
-            <w:tcW w:w="7038" w:type="dxa"/>
+        </w:tc>
+        <w:tc>
+          <w:tcPr>
+            <w:tcW w:w="7296" w:type="dxa"/>
             <w:gridSpan w:val="2"/>
             <w:vAlign w:val="center"/>
           </w:tcPr>
@@ -243,7 +282,7 @@
       <w:tr>
         <w:tc>
           <w:tcPr>
-            <w:tcW w:w="2952" w:type="dxa"/>
+            <w:tcW w:w="2694" w:type="dxa"/>
             <w:vAlign w:val="center"/>
           </w:tcPr>
           <w:p>
@@ -269,37 +308,29 @@
             <w:r>
               <w:rPr>
                 <w:rFonts w:ascii="Calibri" w:hAnsi="Calibri" w:cs="Calibri"/>
-                <w:b/>
+                <w:bCs/>
               </w:rPr>
               <w:t>WZ</w:t>
             </w:r>
             <w:r>
               <w:rPr>
                 <w:rFonts w:ascii="Calibri" w:hAnsi="Calibri" w:cs="Calibri"/>
-                <w:b/>
+                <w:bCs/>
               </w:rPr>
               <w:t>110</w:t>
             </w:r>
             <w:r>
               <w:rPr>
                 <w:rFonts w:ascii="Calibri" w:hAnsi="Calibri" w:cs="Calibri"/>
-                <w:b/>
+                <w:bCs/>
               </w:rPr>
               <w:t>1</w:t>
             </w:r>
           </w:p>
-          <w:p>
-            <w:pPr>
-              <w:rPr>
-                <w:rFonts w:ascii="Calibri" w:hAnsi="Calibri" w:cs="Calibri"/>
-                <w:b/>
-              </w:rPr>
-            </w:pPr>
-          </w:p>
-        </w:tc>
-        <w:tc>
-          <w:tcPr>
-            <w:tcW w:w="2952" w:type="dxa"/>
+        </w:tc>
+        <w:tc>
+          <w:tcPr>
+            <w:tcW w:w="3210" w:type="dxa"/>
             <w:vAlign w:val="center"/>
           </w:tcPr>
           <w:p>
@@ -325,25 +356,17 @@
             <w:r>
               <w:rPr>
                 <w:rFonts w:ascii="Calibri" w:hAnsi="Calibri" w:cs="Calibri"/>
-                <w:b/>
+                <w:bCs/>
               </w:rPr>
               <w:t>03/04</w:t>
             </w:r>
             <w:r>
               <w:rPr>
                 <w:rFonts w:ascii="Calibri" w:hAnsi="Calibri" w:cs="Calibri"/>
-                <w:b/>
+                <w:bCs/>
               </w:rPr>
               <w:t>/2025</w:t>
             </w:r>
-          </w:p>
-          <w:p>
-            <w:pPr>
-              <w:rPr>
-                <w:rFonts w:ascii="Calibri" w:hAnsi="Calibri" w:cs="Calibri"/>
-                <w:b/>
-              </w:rPr>
-            </w:pPr>
           </w:p>
         </w:tc>
         <w:tc>
@@ -386,7 +409,7 @@
               <w:rPr>
                 <w:rFonts w:ascii="Calibri" w:hAnsi="Calibri" w:cs="Calibri"/>
               </w:rPr>
-              <w:t xml:space="preserve"> pm</w:t>
+              <w:t>pm</w:t>
             </w:r>
             <w:r>
               <w:rPr>
@@ -398,7 +421,7 @@
               <w:rPr>
                 <w:rFonts w:ascii="Calibri" w:hAnsi="Calibri" w:cs="Calibri"/>
               </w:rPr>
-              <w:t xml:space="preserve">2:00 </w:t>
+              <w:t>2:00</w:t>
             </w:r>
             <w:r>
               <w:rPr>
@@ -412,27 +435,20 @@
               </w:rPr>
               <w:t>m</w:t>
             </w:r>
-          </w:p>
-          <w:p>
-            <w:pPr>
-              <w:rPr>
-                <w:rFonts w:ascii="Calibri" w:hAnsi="Calibri" w:cs="Calibri"/>
-              </w:rPr>
-            </w:pPr>
           </w:p>
         </w:tc>
       </w:tr>
       <w:tr>
         <w:tc>
           <w:tcPr>
-            <w:tcW w:w="2952" w:type="dxa"/>
+            <w:tcW w:w="2694" w:type="dxa"/>
             <w:vAlign w:val="center"/>
           </w:tcPr>
           <w:p>
             <w:pPr>
               <w:rPr>
                 <w:rFonts w:ascii="Calibri" w:hAnsi="Calibri" w:cs="Calibri"/>
-                <w:b/>
+                <w:bCs/>
               </w:rPr>
             </w:pPr>
             <w:r>
@@ -442,19 +458,25 @@
               </w:rPr>
               <w:t>QA:</w:t>
             </w:r>
-          </w:p>
-          <w:p>
-            <w:pPr>
-              <w:rPr>
-                <w:rFonts w:ascii="Calibri" w:hAnsi="Calibri" w:cs="Calibri"/>
-                <w:b/>
-              </w:rPr>
-            </w:pPr>
-          </w:p>
-        </w:tc>
-        <w:tc>
-          <w:tcPr>
-            <w:tcW w:w="2952" w:type="dxa"/>
+            <w:r>
+              <w:rPr>
+                <w:rFonts w:ascii="Calibri" w:hAnsi="Calibri" w:cs="Calibri"/>
+                <w:b/>
+              </w:rPr>
+              <w:t xml:space="preserve"> </w:t>
+            </w:r>
+            <w:r>
+              <w:rPr>
+                <w:rFonts w:ascii="Calibri" w:hAnsi="Calibri" w:cs="Calibri"/>
+                <w:bCs/>
+              </w:rPr>
+              <w:t>Larissa Goh</w:t>
+            </w:r>
+          </w:p>
+        </w:tc>
+        <w:tc>
+          <w:tcPr>
+            <w:tcW w:w="3210" w:type="dxa"/>
             <w:vAlign w:val="center"/>
           </w:tcPr>
           <w:p>
@@ -473,25 +495,17 @@
             <w:r>
               <w:rPr>
                 <w:rFonts w:ascii="Calibri" w:hAnsi="Calibri" w:cs="Calibri"/>
-                <w:b/>
+                <w:bCs/>
               </w:rPr>
               <w:t>1.</w:t>
             </w:r>
             <w:r>
               <w:rPr>
                 <w:rFonts w:ascii="Calibri" w:hAnsi="Calibri" w:cs="Calibri"/>
-                <w:b/>
-              </w:rPr>
-              <w:t>0</w:t>
-            </w:r>
-          </w:p>
-          <w:p>
-            <w:pPr>
-              <w:rPr>
-                <w:rFonts w:ascii="Calibri" w:hAnsi="Calibri" w:cs="Calibri"/>
-                <w:b/>
-              </w:rPr>
-            </w:pPr>
+                <w:bCs/>
+              </w:rPr>
+              <w:t>1</w:t>
+            </w:r>
           </w:p>
         </w:tc>
         <w:tc>
@@ -515,18 +529,10 @@
             <w:r>
               <w:rPr>
                 <w:rFonts w:ascii="Calibri" w:hAnsi="Calibri" w:cs="Calibri"/>
-                <w:b/>
-              </w:rPr>
-              <w:t xml:space="preserve">Thomas </w:t>
-            </w:r>
-          </w:p>
-          <w:p>
-            <w:pPr>
-              <w:rPr>
-                <w:rFonts w:ascii="Calibri" w:hAnsi="Calibri" w:cs="Calibri"/>
-                <w:b/>
-              </w:rPr>
-            </w:pPr>
+                <w:bCs/>
+              </w:rPr>
+              <w:t>Thomas</w:t>
+            </w:r>
           </w:p>
         </w:tc>
       </w:tr>
@@ -614,12 +620,16 @@
             <w:pPr>
               <w:rPr>
                 <w:rFonts w:ascii="Calibri" w:hAnsi="Calibri" w:cs="Calibri"/>
+                <w:b/>
+                <w:bCs/>
                 <w:i/>
               </w:rPr>
             </w:pPr>
             <w:r>
               <w:rPr>
                 <w:rFonts w:ascii="Calibri" w:hAnsi="Calibri" w:cs="Calibri"/>
+                <w:b/>
+                <w:bCs/>
                 <w:i/>
               </w:rPr>
               <w:t>Names</w:t>
@@ -635,12 +645,16 @@
             <w:pPr>
               <w:rPr>
                 <w:rFonts w:ascii="Calibri" w:hAnsi="Calibri" w:cs="Calibri"/>
+                <w:b/>
+                <w:bCs/>
                 <w:i/>
               </w:rPr>
             </w:pPr>
             <w:r>
               <w:rPr>
                 <w:rFonts w:ascii="Calibri" w:hAnsi="Calibri" w:cs="Calibri"/>
+                <w:b/>
+                <w:bCs/>
                 <w:i/>
               </w:rPr>
               <w:t>Representing</w:t>
@@ -657,7 +671,7 @@
           <w:p>
             <w:pPr>
               <w:rPr>
-                <w:rFonts w:ascii="Aptos" w:hAnsi="Aptos" w:cs="Calibri"/>
+                <w:rFonts w:ascii="Calibri" w:hAnsi="Calibri" w:cs="Calibri"/>
               </w:rPr>
             </w:pPr>
             <w:r>
@@ -683,7 +697,13 @@
               <w:rPr>
                 <w:rFonts w:ascii="Calibri" w:hAnsi="Calibri" w:cs="Calibri"/>
               </w:rPr>
-              <w:t>Team Leader</w:t>
+              <w:t>Project</w:t>
+            </w:r>
+            <w:r>
+              <w:rPr>
+                <w:rFonts w:ascii="Calibri" w:hAnsi="Calibri" w:cs="Calibri"/>
+              </w:rPr>
+              <w:t xml:space="preserve"> Leader</w:t>
             </w:r>
           </w:p>
         </w:tc>
@@ -696,12 +716,12 @@
           <w:p>
             <w:pPr>
               <w:rPr>
-                <w:rFonts w:ascii="Aptos" w:hAnsi="Aptos" w:cs="Calibri"/>
-              </w:rPr>
-            </w:pPr>
-            <w:r>
-              <w:rPr>
-                <w:rFonts w:ascii="Aptos" w:hAnsi="Aptos"/>
+                <w:rFonts w:ascii="Calibri" w:hAnsi="Calibri" w:cs="Calibri"/>
+              </w:rPr>
+            </w:pPr>
+            <w:r>
+              <w:rPr>
+                <w:rFonts w:ascii="Calibri" w:hAnsi="Calibri" w:cs="Calibri"/>
               </w:rPr>
               <w:t>Win Phyo</w:t>
             </w:r>
@@ -721,7 +741,13 @@
               <w:rPr>
                 <w:rFonts w:ascii="Calibri" w:hAnsi="Calibri" w:cs="Calibri"/>
               </w:rPr>
-              <w:t>Team Member</w:t>
+              <w:t>Project</w:t>
+            </w:r>
+            <w:r>
+              <w:rPr>
+                <w:rFonts w:ascii="Calibri" w:hAnsi="Calibri" w:cs="Calibri"/>
+              </w:rPr>
+              <w:t xml:space="preserve"> Member</w:t>
             </w:r>
           </w:p>
         </w:tc>
@@ -734,12 +760,12 @@
           <w:p>
             <w:pPr>
               <w:rPr>
-                <w:rFonts w:ascii="Aptos" w:hAnsi="Aptos" w:cs="Calibri"/>
-              </w:rPr>
-            </w:pPr>
-            <w:r>
-              <w:rPr>
-                <w:rFonts w:ascii="Aptos" w:hAnsi="Aptos"/>
+                <w:rFonts w:ascii="Calibri" w:hAnsi="Calibri" w:cs="Calibri"/>
+              </w:rPr>
+            </w:pPr>
+            <w:r>
+              <w:rPr>
+                <w:rFonts w:ascii="Calibri" w:hAnsi="Calibri" w:cs="Calibri"/>
               </w:rPr>
               <w:t>Zafar Azad</w:t>
             </w:r>
@@ -759,7 +785,13 @@
               <w:rPr>
                 <w:rFonts w:ascii="Calibri" w:hAnsi="Calibri" w:cs="Calibri"/>
               </w:rPr>
-              <w:t>Team Member</w:t>
+              <w:t>Project</w:t>
+            </w:r>
+            <w:r>
+              <w:rPr>
+                <w:rFonts w:ascii="Calibri" w:hAnsi="Calibri" w:cs="Calibri"/>
+              </w:rPr>
+              <w:t xml:space="preserve"> Member</w:t>
             </w:r>
           </w:p>
         </w:tc>
@@ -772,12 +804,12 @@
           <w:p>
             <w:pPr>
               <w:rPr>
-                <w:rFonts w:ascii="Aptos" w:hAnsi="Aptos" w:cs="Calibri"/>
-              </w:rPr>
-            </w:pPr>
-            <w:r>
-              <w:rPr>
-                <w:rFonts w:ascii="Aptos" w:hAnsi="Aptos"/>
+                <w:rFonts w:ascii="Calibri" w:hAnsi="Calibri" w:cs="Calibri"/>
+              </w:rPr>
+            </w:pPr>
+            <w:r>
+              <w:rPr>
+                <w:rFonts w:ascii="Calibri" w:hAnsi="Calibri" w:cs="Calibri"/>
               </w:rPr>
               <w:t>Larissa Goh</w:t>
             </w:r>
@@ -797,7 +829,13 @@
               <w:rPr>
                 <w:rFonts w:ascii="Calibri" w:hAnsi="Calibri" w:cs="Calibri"/>
               </w:rPr>
-              <w:t>Team Member</w:t>
+              <w:t>Project</w:t>
+            </w:r>
+            <w:r>
+              <w:rPr>
+                <w:rFonts w:ascii="Calibri" w:hAnsi="Calibri" w:cs="Calibri"/>
+              </w:rPr>
+              <w:t xml:space="preserve"> Member</w:t>
             </w:r>
           </w:p>
         </w:tc>
@@ -810,12 +848,12 @@
           <w:p>
             <w:pPr>
               <w:rPr>
-                <w:rFonts w:ascii="Aptos" w:hAnsi="Aptos" w:cs="Calibri"/>
-              </w:rPr>
-            </w:pPr>
-            <w:r>
-              <w:rPr>
-                <w:rFonts w:ascii="Aptos" w:hAnsi="Aptos" w:cs="Calibri"/>
+                <w:rFonts w:ascii="Calibri" w:hAnsi="Calibri" w:cs="Calibri"/>
+              </w:rPr>
+            </w:pPr>
+            <w:r>
+              <w:rPr>
+                <w:rFonts w:ascii="Calibri" w:hAnsi="Calibri" w:cs="Calibri"/>
               </w:rPr>
               <w:t>Kylie Afable</w:t>
             </w:r>
@@ -835,7 +873,13 @@
               <w:rPr>
                 <w:rFonts w:ascii="Calibri" w:hAnsi="Calibri" w:cs="Calibri"/>
               </w:rPr>
-              <w:t>Team Member</w:t>
+              <w:t>Project</w:t>
+            </w:r>
+            <w:r>
+              <w:rPr>
+                <w:rFonts w:ascii="Calibri" w:hAnsi="Calibri" w:cs="Calibri"/>
+              </w:rPr>
+              <w:t xml:space="preserve"> Member</w:t>
             </w:r>
           </w:p>
         </w:tc>
@@ -848,12 +892,12 @@
           <w:p>
             <w:pPr>
               <w:rPr>
-                <w:rFonts w:ascii="Aptos" w:hAnsi="Aptos" w:cs="Calibri"/>
-              </w:rPr>
-            </w:pPr>
-            <w:r>
-              <w:rPr>
-                <w:rFonts w:ascii="Aptos" w:hAnsi="Aptos"/>
+                <w:rFonts w:ascii="Calibri" w:hAnsi="Calibri" w:cs="Calibri"/>
+              </w:rPr>
+            </w:pPr>
+            <w:r>
+              <w:rPr>
+                <w:rFonts w:ascii="Calibri" w:hAnsi="Calibri" w:cs="Calibri"/>
               </w:rPr>
               <w:t>Daniel Vaipulu</w:t>
             </w:r>
@@ -873,7 +917,19 @@
               <w:rPr>
                 <w:rFonts w:ascii="Calibri" w:hAnsi="Calibri" w:cs="Calibri"/>
               </w:rPr>
-              <w:t>Team Member</w:t>
+              <w:t>Project</w:t>
+            </w:r>
+            <w:r>
+              <w:rPr>
+                <w:rFonts w:ascii="Calibri" w:hAnsi="Calibri" w:cs="Calibri"/>
+              </w:rPr>
+              <w:t xml:space="preserve"> </w:t>
+            </w:r>
+            <w:r>
+              <w:rPr>
+                <w:rFonts w:ascii="Calibri" w:hAnsi="Calibri" w:cs="Calibri"/>
+              </w:rPr>
+              <w:t>Mentor</w:t>
             </w:r>
           </w:p>
         </w:tc>
@@ -886,12 +942,12 @@
           <w:p>
             <w:pPr>
               <w:rPr>
-                <w:rFonts w:ascii="Aptos" w:hAnsi="Aptos" w:cs="Calibri"/>
-              </w:rPr>
-            </w:pPr>
-            <w:r>
-              <w:rPr>
-                <w:rFonts w:ascii="Aptos" w:hAnsi="Aptos"/>
+                <w:rFonts w:ascii="Calibri" w:hAnsi="Calibri" w:cs="Calibri"/>
+              </w:rPr>
+            </w:pPr>
+            <w:r>
+              <w:rPr>
+                <w:rFonts w:ascii="Calibri" w:hAnsi="Calibri" w:cs="Calibri"/>
               </w:rPr>
               <w:t>Raymond Lutui</w:t>
             </w:r>
@@ -914,32 +970,6 @@
               </w:rPr>
               <w:t>Client</w:t>
             </w:r>
-          </w:p>
-        </w:tc>
-      </w:tr>
-      <w:tr>
-        <w:tc>
-          <w:tcPr>
-            <w:tcW w:w="5940" w:type="dxa"/>
-          </w:tcPr>
-          <w:p>
-            <w:pPr>
-              <w:rPr>
-                <w:rFonts w:ascii="Calibri" w:hAnsi="Calibri" w:cs="Calibri"/>
-              </w:rPr>
-            </w:pPr>
-          </w:p>
-        </w:tc>
-        <w:tc>
-          <w:tcPr>
-            <w:tcW w:w="4050" w:type="dxa"/>
-          </w:tcPr>
-          <w:p>
-            <w:pPr>
-              <w:rPr>
-                <w:rFonts w:ascii="Calibri" w:hAnsi="Calibri" w:cs="Calibri"/>
-              </w:rPr>
-            </w:pPr>
           </w:p>
         </w:tc>
       </w:tr>
@@ -978,12 +1008,16 @@
             <w:pPr>
               <w:rPr>
                 <w:rFonts w:ascii="Calibri" w:hAnsi="Calibri" w:cs="Calibri"/>
+                <w:b/>
+                <w:bCs/>
                 <w:i/>
               </w:rPr>
             </w:pPr>
             <w:r>
               <w:rPr>
                 <w:rFonts w:ascii="Calibri" w:hAnsi="Calibri" w:cs="Calibri"/>
+                <w:b/>
+                <w:bCs/>
                 <w:i/>
               </w:rPr>
               <w:t>Names</w:t>
@@ -999,12 +1033,16 @@
             <w:pPr>
               <w:rPr>
                 <w:rFonts w:ascii="Calibri" w:hAnsi="Calibri" w:cs="Calibri"/>
+                <w:b/>
+                <w:bCs/>
                 <w:i/>
               </w:rPr>
             </w:pPr>
             <w:r>
               <w:rPr>
                 <w:rFonts w:ascii="Calibri" w:hAnsi="Calibri" w:cs="Calibri"/>
+                <w:b/>
+                <w:bCs/>
                 <w:i/>
               </w:rPr>
               <w:t>Representing</w:t>
@@ -1025,7 +1063,7 @@
             </w:pPr>
             <w:r>
               <w:rPr>
-                <w:rFonts w:ascii="Aptos" w:hAnsi="Aptos"/>
+                <w:rFonts w:ascii="Calibri" w:hAnsi="Calibri" w:cs="Calibri"/>
               </w:rPr>
               <w:t>Nathan Quai Hoi</w:t>
             </w:r>
@@ -1046,7 +1084,13 @@
               <w:rPr>
                 <w:rFonts w:ascii="Calibri" w:hAnsi="Calibri" w:cs="Calibri"/>
               </w:rPr>
-              <w:t>Team Member</w:t>
+              <w:t>Project</w:t>
+            </w:r>
+            <w:r>
+              <w:rPr>
+                <w:rFonts w:ascii="Calibri" w:hAnsi="Calibri" w:cs="Calibri"/>
+              </w:rPr>
+              <w:t xml:space="preserve"> Member</w:t>
             </w:r>
           </w:p>
         </w:tc>
@@ -1059,12 +1103,12 @@
           <w:p>
             <w:pPr>
               <w:rPr>
-                <w:rFonts w:ascii="Aptos" w:hAnsi="Aptos"/>
-              </w:rPr>
-            </w:pPr>
-            <w:r>
-              <w:rPr>
-                <w:rFonts w:ascii="Aptos" w:hAnsi="Aptos"/>
+                <w:rFonts w:ascii="Calibri" w:hAnsi="Calibri" w:cs="Calibri"/>
+              </w:rPr>
+            </w:pPr>
+            <w:r>
+              <w:rPr>
+                <w:rFonts w:ascii="Calibri" w:hAnsi="Calibri" w:cs="Calibri"/>
               </w:rPr>
               <w:t>Charmi Patel</w:t>
             </w:r>
@@ -1084,7 +1128,13 @@
               <w:rPr>
                 <w:rFonts w:ascii="Calibri" w:hAnsi="Calibri" w:cs="Calibri"/>
               </w:rPr>
-              <w:t>Team Member</w:t>
+              <w:t>Project</w:t>
+            </w:r>
+            <w:r>
+              <w:rPr>
+                <w:rFonts w:ascii="Calibri" w:hAnsi="Calibri" w:cs="Calibri"/>
+              </w:rPr>
+              <w:t xml:space="preserve"> Member</w:t>
             </w:r>
           </w:p>
         </w:tc>
@@ -1212,13 +1262,6 @@
               <w:t>Win Phyo</w:t>
             </w:r>
           </w:p>
-          <w:p>
-            <w:pPr>
-              <w:rPr>
-                <w:rFonts w:ascii="Calibri" w:hAnsi="Calibri" w:cs="Calibri"/>
-              </w:rPr>
-            </w:pPr>
-          </w:p>
         </w:tc>
         <w:tc>
           <w:tcPr>
@@ -1235,27 +1278,8 @@
               <w:rPr>
                 <w:rFonts w:ascii="Calibri" w:hAnsi="Calibri" w:cs="Calibri"/>
               </w:rPr>
-              <w:t xml:space="preserve">Minutes </w:t>
-            </w:r>
-            <w:r>
-              <w:rPr>
-                <w:rFonts w:ascii="Calibri" w:hAnsi="Calibri" w:cs="Calibri"/>
-              </w:rPr>
-              <w:t>circulation to:</w:t>
-            </w:r>
-            <w:r>
-              <w:rPr>
-                <w:rFonts w:ascii="Calibri" w:hAnsi="Calibri" w:cs="Calibri"/>
-              </w:rPr>
-              <w:t xml:space="preserve"> All Team members</w:t>
-            </w:r>
-          </w:p>
-          <w:p>
-            <w:pPr>
-              <w:rPr>
-                <w:rFonts w:ascii="Calibri" w:hAnsi="Calibri" w:cs="Calibri"/>
-              </w:rPr>
-            </w:pPr>
+              <w:t>Minutes circulation to: Project Team</w:t>
+            </w:r>
           </w:p>
         </w:tc>
       </w:tr>
@@ -1264,14 +1288,6 @@
       <w:pPr>
         <w:rPr>
           <w:rFonts w:ascii="Calibri" w:hAnsi="Calibri" w:cs="Calibri"/>
-        </w:rPr>
-      </w:pPr>
-    </w:p>
-    <w:p>
-      <w:pPr>
-        <w:rPr>
-          <w:rFonts w:ascii="Calibri" w:hAnsi="Calibri" w:cs="Calibri"/>
-          <w:b/>
         </w:rPr>
       </w:pPr>
     </w:p>
@@ -1288,6 +1304,14 @@
           <w:rFonts w:ascii="Calibri" w:hAnsi="Calibri" w:cs="Calibri"/>
           <w:b/>
         </w:rPr>
+        <w:br w:type="page"/>
+      </w:r>
+      <w:r>
+        <w:rPr>
+          <w:rFonts w:ascii="Calibri" w:hAnsi="Calibri" w:cs="Calibri"/>
+          <w:b/>
+        </w:rPr>
+        <w:lastRenderedPageBreak/>
         <w:t>Agenda</w:t>
       </w:r>
     </w:p>
@@ -1337,7 +1361,6 @@
                 <w:rFonts w:ascii="Calibri" w:hAnsi="Calibri" w:cs="Calibri"/>
                 <w:b/>
               </w:rPr>
-              <w:lastRenderedPageBreak/>
               <w:t>#</w:t>
             </w:r>
           </w:p>
@@ -2229,7 +2252,6 @@
           <w:tcPr>
             <w:tcW w:w="540" w:type="dxa"/>
             <w:shd w:val="clear" w:color="auto" w:fill="D9D9D9" w:themeFill="background1" w:themeFillShade="D9"/>
-            <w:vAlign w:val="center"/>
           </w:tcPr>
           <w:p>
             <w:pPr>
@@ -2274,7 +2296,6 @@
         <w:tc>
           <w:tcPr>
             <w:tcW w:w="540" w:type="dxa"/>
-            <w:vAlign w:val="center"/>
           </w:tcPr>
           <w:p>
             <w:pPr>
@@ -2438,7 +2459,6 @@
           </w:p>
           <w:p>
             <w:pPr>
-              <w:ind w:left="720"/>
               <w:rPr>
                 <w:rFonts w:ascii="Calibri" w:hAnsi="Calibri" w:cs="Calibri"/>
               </w:rPr>
@@ -2472,7 +2492,6 @@
                 <w:ilvl w:val="0"/>
                 <w:numId w:val="30"/>
               </w:numPr>
-              <w:ind w:left="1440"/>
               <w:rPr>
                 <w:rFonts w:ascii="Calibri" w:hAnsi="Calibri" w:cs="Calibri"/>
               </w:rPr>
@@ -2496,7 +2515,6 @@
                 <w:ilvl w:val="0"/>
                 <w:numId w:val="30"/>
               </w:numPr>
-              <w:ind w:left="1440"/>
               <w:rPr>
                 <w:rFonts w:ascii="Calibri" w:hAnsi="Calibri" w:cs="Calibri"/>
               </w:rPr>
@@ -2514,7 +2532,6 @@
                 <w:ilvl w:val="0"/>
                 <w:numId w:val="30"/>
               </w:numPr>
-              <w:ind w:left="1440"/>
               <w:rPr>
                 <w:rFonts w:ascii="Calibri" w:hAnsi="Calibri" w:cs="Calibri"/>
               </w:rPr>
@@ -2532,7 +2549,6 @@
                 <w:ilvl w:val="1"/>
                 <w:numId w:val="30"/>
               </w:numPr>
-              <w:ind w:left="2160"/>
               <w:rPr>
                 <w:rFonts w:ascii="Calibri" w:hAnsi="Calibri" w:cs="Calibri"/>
               </w:rPr>
@@ -2562,7 +2578,6 @@
                 <w:ilvl w:val="0"/>
                 <w:numId w:val="30"/>
               </w:numPr>
-              <w:ind w:left="1440"/>
               <w:rPr>
                 <w:rFonts w:ascii="Calibri" w:hAnsi="Calibri" w:cs="Calibri"/>
               </w:rPr>
@@ -2586,7 +2601,6 @@
                 <w:ilvl w:val="0"/>
                 <w:numId w:val="30"/>
               </w:numPr>
-              <w:ind w:left="1440"/>
               <w:rPr>
                 <w:rFonts w:ascii="Calibri" w:hAnsi="Calibri" w:cs="Calibri"/>
               </w:rPr>
@@ -2610,7 +2624,6 @@
                 <w:ilvl w:val="0"/>
                 <w:numId w:val="30"/>
               </w:numPr>
-              <w:ind w:left="1440"/>
               <w:rPr>
                 <w:rFonts w:ascii="Calibri" w:hAnsi="Calibri" w:cs="Calibri"/>
               </w:rPr>
@@ -2628,7 +2641,6 @@
                 <w:ilvl w:val="0"/>
                 <w:numId w:val="30"/>
               </w:numPr>
-              <w:ind w:left="1440"/>
               <w:rPr>
                 <w:rFonts w:ascii="Calibri" w:hAnsi="Calibri" w:cs="Calibri"/>
               </w:rPr>
@@ -2646,7 +2658,6 @@
                 <w:ilvl w:val="0"/>
                 <w:numId w:val="30"/>
               </w:numPr>
-              <w:ind w:left="1440"/>
               <w:rPr>
                 <w:rFonts w:ascii="Calibri" w:hAnsi="Calibri" w:cs="Calibri"/>
               </w:rPr>
@@ -2664,7 +2675,6 @@
                 <w:ilvl w:val="0"/>
                 <w:numId w:val="30"/>
               </w:numPr>
-              <w:ind w:left="1440"/>
               <w:rPr>
                 <w:rFonts w:ascii="Calibri" w:hAnsi="Calibri" w:cs="Calibri"/>
               </w:rPr>
@@ -2682,7 +2692,6 @@
                 <w:ilvl w:val="0"/>
                 <w:numId w:val="30"/>
               </w:numPr>
-              <w:ind w:left="1440"/>
               <w:rPr>
                 <w:rFonts w:ascii="Calibri" w:hAnsi="Calibri" w:cs="Calibri"/>
               </w:rPr>
@@ -2700,15 +2709,15 @@
                 <w:ilvl w:val="0"/>
                 <w:numId w:val="30"/>
               </w:numPr>
-              <w:ind w:left="1440"/>
-              <w:rPr>
-                <w:rFonts w:ascii="Calibri" w:hAnsi="Calibri" w:cs="Calibri"/>
-              </w:rPr>
-            </w:pPr>
-            <w:r>
-              <w:rPr>
-                <w:rFonts w:ascii="Calibri" w:hAnsi="Calibri" w:cs="Calibri"/>
-              </w:rPr>
+              <w:rPr>
+                <w:rFonts w:ascii="Calibri" w:hAnsi="Calibri" w:cs="Calibri"/>
+              </w:rPr>
+            </w:pPr>
+            <w:r>
+              <w:rPr>
+                <w:rFonts w:ascii="Calibri" w:hAnsi="Calibri" w:cs="Calibri"/>
+              </w:rPr>
+              <w:lastRenderedPageBreak/>
               <w:t>Work Breakdown Structure</w:t>
             </w:r>
           </w:p>
@@ -2718,7 +2727,6 @@
                 <w:ilvl w:val="0"/>
                 <w:numId w:val="30"/>
               </w:numPr>
-              <w:ind w:left="1440"/>
               <w:rPr>
                 <w:rFonts w:ascii="Calibri" w:hAnsi="Calibri" w:cs="Calibri"/>
               </w:rPr>
@@ -2742,16 +2750,14 @@
                 <w:ilvl w:val="0"/>
                 <w:numId w:val="30"/>
               </w:numPr>
-              <w:ind w:left="1440"/>
-              <w:rPr>
-                <w:rFonts w:ascii="Calibri" w:hAnsi="Calibri" w:cs="Calibri"/>
-              </w:rPr>
-            </w:pPr>
-            <w:r>
-              <w:rPr>
-                <w:rFonts w:ascii="Calibri" w:hAnsi="Calibri" w:cs="Calibri"/>
-              </w:rPr>
-              <w:lastRenderedPageBreak/>
+              <w:rPr>
+                <w:rFonts w:ascii="Calibri" w:hAnsi="Calibri" w:cs="Calibri"/>
+              </w:rPr>
+            </w:pPr>
+            <w:r>
+              <w:rPr>
+                <w:rFonts w:ascii="Calibri" w:hAnsi="Calibri" w:cs="Calibri"/>
+              </w:rPr>
               <w:t>Conclusion</w:t>
             </w:r>
           </w:p>
@@ -2761,7 +2767,6 @@
                 <w:ilvl w:val="0"/>
                 <w:numId w:val="30"/>
               </w:numPr>
-              <w:ind w:left="1440"/>
               <w:rPr>
                 <w:rFonts w:ascii="Calibri" w:hAnsi="Calibri" w:cs="Calibri"/>
               </w:rPr>
@@ -2779,7 +2784,6 @@
                 <w:ilvl w:val="0"/>
                 <w:numId w:val="30"/>
               </w:numPr>
-              <w:ind w:left="1440"/>
               <w:rPr>
                 <w:rFonts w:ascii="Calibri" w:hAnsi="Calibri" w:cs="Calibri"/>
               </w:rPr>
@@ -2790,13 +2794,6 @@
               </w:rPr>
               <w:t xml:space="preserve">Reference </w:t>
             </w:r>
-          </w:p>
-          <w:p>
-            <w:pPr>
-              <w:rPr>
-                <w:rFonts w:ascii="Calibri" w:hAnsi="Calibri" w:cs="Calibri"/>
-              </w:rPr>
-            </w:pPr>
           </w:p>
         </w:tc>
       </w:tr>
@@ -2804,7 +2801,6 @@
         <w:tc>
           <w:tcPr>
             <w:tcW w:w="540" w:type="dxa"/>
-            <w:vAlign w:val="center"/>
           </w:tcPr>
           <w:p>
             <w:pPr>
@@ -2843,15 +2839,6 @@
           </w:p>
           <w:p>
             <w:pPr>
-              <w:rPr>
-                <w:rFonts w:ascii="Calibri" w:hAnsi="Calibri" w:cs="Calibri"/>
-                <w:b/>
-                <w:bCs/>
-              </w:rPr>
-            </w:pPr>
-          </w:p>
-          <w:p>
-            <w:pPr>
               <w:numPr>
                 <w:ilvl w:val="0"/>
                 <w:numId w:val="28"/>
@@ -2902,7 +2889,55 @@
                 <w:b/>
                 <w:bCs/>
               </w:rPr>
-              <w:t xml:space="preserve">The title page, table of content, version controls, will not be counted in the 10 pages.  </w:t>
+              <w:t>Title page, table of content</w:t>
+            </w:r>
+            <w:r>
+              <w:rPr>
+                <w:rFonts w:ascii="Calibri" w:eastAsia="Calibri" w:hAnsi="Calibri" w:cs="Calibri"/>
+                <w:b/>
+                <w:bCs/>
+              </w:rPr>
+              <w:t>s</w:t>
+            </w:r>
+            <w:r>
+              <w:rPr>
+                <w:rFonts w:ascii="Calibri" w:eastAsia="Calibri" w:hAnsi="Calibri" w:cs="Calibri"/>
+                <w:b/>
+                <w:bCs/>
+              </w:rPr>
+              <w:t xml:space="preserve">, </w:t>
+            </w:r>
+            <w:r>
+              <w:rPr>
+                <w:rFonts w:ascii="Calibri" w:eastAsia="Calibri" w:hAnsi="Calibri" w:cs="Calibri"/>
+                <w:b/>
+                <w:bCs/>
+              </w:rPr>
+              <w:t xml:space="preserve">and </w:t>
+            </w:r>
+            <w:r>
+              <w:rPr>
+                <w:rFonts w:ascii="Calibri" w:eastAsia="Calibri" w:hAnsi="Calibri" w:cs="Calibri"/>
+                <w:b/>
+                <w:bCs/>
+              </w:rPr>
+              <w:t>version control will not count</w:t>
+            </w:r>
+            <w:r>
+              <w:rPr>
+                <w:rFonts w:ascii="Calibri" w:eastAsia="Calibri" w:hAnsi="Calibri" w:cs="Calibri"/>
+                <w:b/>
+                <w:bCs/>
+              </w:rPr>
+              <w:t xml:space="preserve"> towards total</w:t>
+            </w:r>
+            <w:r>
+              <w:rPr>
+                <w:rFonts w:ascii="Calibri" w:eastAsia="Calibri" w:hAnsi="Calibri" w:cs="Calibri"/>
+                <w:b/>
+                <w:bCs/>
+              </w:rPr>
+              <w:t xml:space="preserve"> pages.  </w:t>
             </w:r>
           </w:p>
           <w:p>
@@ -3004,7 +3039,19 @@
               <w:rPr>
                 <w:rFonts w:ascii="Calibri" w:eastAsia="Calibri" w:hAnsi="Calibri" w:cs="Calibri"/>
               </w:rPr>
-              <w:t xml:space="preserve">Change management Plan </w:t>
+              <w:t xml:space="preserve">Change </w:t>
+            </w:r>
+            <w:r>
+              <w:rPr>
+                <w:rFonts w:ascii="Calibri" w:eastAsia="Calibri" w:hAnsi="Calibri" w:cs="Calibri"/>
+              </w:rPr>
+              <w:t>M</w:t>
+            </w:r>
+            <w:r>
+              <w:rPr>
+                <w:rFonts w:ascii="Calibri" w:eastAsia="Calibri" w:hAnsi="Calibri" w:cs="Calibri"/>
+              </w:rPr>
+              <w:t xml:space="preserve">anagement Plan </w:t>
             </w:r>
           </w:p>
           <w:p>
@@ -3063,7 +3110,23 @@
                 <w:b/>
                 <w:bCs/>
               </w:rPr>
-              <w:t>Technical Infrastructure and Skills Analysis, Upskilling plan.</w:t>
+              <w:t xml:space="preserve">Technical Infrastructure and Skills Analysis, Upskilling </w:t>
+            </w:r>
+            <w:r>
+              <w:rPr>
+                <w:rFonts w:ascii="Calibri" w:eastAsia="Calibri" w:hAnsi="Calibri" w:cs="Calibri"/>
+                <w:b/>
+                <w:bCs/>
+              </w:rPr>
+              <w:t>P</w:t>
+            </w:r>
+            <w:r>
+              <w:rPr>
+                <w:rFonts w:ascii="Calibri" w:eastAsia="Calibri" w:hAnsi="Calibri" w:cs="Calibri"/>
+                <w:b/>
+                <w:bCs/>
+              </w:rPr>
+              <w:t>lan.</w:t>
             </w:r>
           </w:p>
           <w:p>
@@ -3252,19 +3315,23 @@
               <w:rPr>
                 <w:rFonts w:ascii="Calibri" w:eastAsia="Calibri" w:hAnsi="Calibri" w:cs="Calibri"/>
               </w:rPr>
-              <w:t>Must have UpSkilling Plan as a table in the proposal document</w:t>
-            </w:r>
-          </w:p>
-          <w:p>
-            <w:pPr>
-              <w:rPr>
-                <w:rFonts w:ascii="Calibri" w:hAnsi="Calibri" w:cs="Calibri"/>
-              </w:rPr>
-            </w:pPr>
-          </w:p>
-          <w:p>
-            <w:pPr>
-              <w:ind w:left="360"/>
+              <w:t xml:space="preserve">Must have </w:t>
+            </w:r>
+            <w:r>
+              <w:rPr>
+                <w:rFonts w:ascii="Calibri" w:eastAsia="Calibri" w:hAnsi="Calibri" w:cs="Calibri"/>
+              </w:rPr>
+              <w:t>Upskilling</w:t>
+            </w:r>
+            <w:r>
+              <w:rPr>
+                <w:rFonts w:ascii="Calibri" w:eastAsia="Calibri" w:hAnsi="Calibri" w:cs="Calibri"/>
+              </w:rPr>
+              <w:t xml:space="preserve"> Plan as a table in the proposal document</w:t>
+            </w:r>
+          </w:p>
+          <w:p>
+            <w:pPr>
               <w:rPr>
                 <w:rFonts w:ascii="Calibri" w:hAnsi="Calibri" w:cs="Calibri"/>
               </w:rPr>
@@ -3280,8 +3347,9 @@
             <w:pPr>
               <w:numPr>
                 <w:ilvl w:val="0"/>
-                <w:numId w:val="31"/>
+                <w:numId w:val="32"/>
               </w:numPr>
+              <w:ind w:left="720"/>
               <w:rPr>
                 <w:rFonts w:ascii="Calibri" w:hAnsi="Calibri" w:cs="Calibri"/>
               </w:rPr>
@@ -3303,25 +3371,19 @@
             <w:pPr>
               <w:numPr>
                 <w:ilvl w:val="0"/>
-                <w:numId w:val="31"/>
+                <w:numId w:val="32"/>
               </w:numPr>
-              <w:rPr>
-                <w:rFonts w:ascii="Calibri" w:hAnsi="Calibri" w:cs="Calibri"/>
-              </w:rPr>
-            </w:pPr>
-            <w:r>
-              <w:rPr>
-                <w:rFonts w:ascii="Calibri" w:hAnsi="Calibri" w:cs="Calibri"/>
-              </w:rPr>
-              <w:t xml:space="preserve">Will have to redo this… </w:t>
-            </w:r>
-          </w:p>
-          <w:p>
-            <w:pPr>
-              <w:rPr>
-                <w:rFonts w:ascii="Calibri" w:hAnsi="Calibri" w:cs="Calibri"/>
-              </w:rPr>
-            </w:pPr>
+              <w:ind w:left="720"/>
+              <w:rPr>
+                <w:rFonts w:ascii="Calibri" w:hAnsi="Calibri" w:cs="Calibri"/>
+              </w:rPr>
+            </w:pPr>
+            <w:r>
+              <w:rPr>
+                <w:rFonts w:ascii="Calibri" w:hAnsi="Calibri" w:cs="Calibri"/>
+              </w:rPr>
+              <w:t>Will have to redo this</w:t>
+            </w:r>
           </w:p>
         </w:tc>
       </w:tr>
@@ -3329,7 +3391,6 @@
         <w:tc>
           <w:tcPr>
             <w:tcW w:w="540" w:type="dxa"/>
-            <w:vAlign w:val="center"/>
           </w:tcPr>
           <w:p>
             <w:pPr>
@@ -3403,7 +3464,31 @@
               <w:rPr>
                 <w:rFonts w:ascii="Calibri" w:hAnsi="Calibri" w:cs="Calibri"/>
               </w:rPr>
-              <w:t xml:space="preserve">Perf doesn’t seem to support scripting, and The Team from last year used D-ITG </w:t>
+              <w:t xml:space="preserve">Perf doesn’t seem to support scripting, and </w:t>
+            </w:r>
+            <w:r>
+              <w:rPr>
+                <w:rFonts w:ascii="Calibri" w:hAnsi="Calibri" w:cs="Calibri"/>
+              </w:rPr>
+              <w:t>t</w:t>
+            </w:r>
+            <w:r>
+              <w:rPr>
+                <w:rFonts w:ascii="Calibri" w:hAnsi="Calibri" w:cs="Calibri"/>
+              </w:rPr>
+              <w:t xml:space="preserve">he </w:t>
+            </w:r>
+            <w:r>
+              <w:rPr>
+                <w:rFonts w:ascii="Calibri" w:hAnsi="Calibri" w:cs="Calibri"/>
+              </w:rPr>
+              <w:t>t</w:t>
+            </w:r>
+            <w:r>
+              <w:rPr>
+                <w:rFonts w:ascii="Calibri" w:hAnsi="Calibri" w:cs="Calibri"/>
+              </w:rPr>
+              <w:t xml:space="preserve">eam from last year used D-ITG </w:t>
             </w:r>
           </w:p>
           <w:p>
@@ -3420,16 +3505,51 @@
               <w:rPr>
                 <w:rFonts w:ascii="Calibri" w:hAnsi="Calibri" w:cs="Calibri"/>
               </w:rPr>
-              <w:t xml:space="preserve">Need to choose one Only </w:t>
+              <w:t xml:space="preserve">Need to choose one </w:t>
+            </w:r>
+            <w:r>
+              <w:rPr>
+                <w:rFonts w:ascii="Calibri" w:hAnsi="Calibri" w:cs="Calibri"/>
+              </w:rPr>
+              <w:t>o</w:t>
+            </w:r>
+            <w:r>
+              <w:rPr>
+                <w:rFonts w:ascii="Calibri" w:hAnsi="Calibri" w:cs="Calibri"/>
+              </w:rPr>
+              <w:t xml:space="preserve">nly </w:t>
             </w:r>
           </w:p>
         </w:tc>
       </w:tr>
+    </w:tbl>
+    <w:p>
+      <w:r>
+        <w:br w:type="page"/>
+      </w:r>
+    </w:p>
+    <w:tbl>
+      <w:tblPr>
+        <w:tblW w:w="9990" w:type="dxa"/>
+        <w:tblInd w:w="108" w:type="dxa"/>
+        <w:tblBorders>
+          <w:top w:val="single" w:sz="4" w:space="0" w:color="auto"/>
+          <w:left w:val="single" w:sz="4" w:space="0" w:color="auto"/>
+          <w:bottom w:val="single" w:sz="4" w:space="0" w:color="auto"/>
+          <w:right w:val="single" w:sz="4" w:space="0" w:color="auto"/>
+          <w:insideH w:val="single" w:sz="4" w:space="0" w:color="auto"/>
+          <w:insideV w:val="single" w:sz="4" w:space="0" w:color="auto"/>
+        </w:tblBorders>
+        <w:tblLook w:val="01E0" w:firstRow="1" w:lastRow="1" w:firstColumn="1" w:lastColumn="1" w:noHBand="0" w:noVBand="0"/>
+      </w:tblPr>
+      <w:tblGrid>
+        <w:gridCol w:w="540"/>
+        <w:gridCol w:w="9450"/>
+      </w:tblGrid>
       <w:tr>
         <w:tc>
           <w:tcPr>
             <w:tcW w:w="540" w:type="dxa"/>
-            <w:vAlign w:val="center"/>
           </w:tcPr>
           <w:p>
             <w:pPr>
@@ -3489,7 +3609,7 @@
               <w:rPr>
                 <w:rFonts w:ascii="Calibri" w:hAnsi="Calibri" w:cs="Calibri"/>
               </w:rPr>
-              <w:t xml:space="preserve"> For Scrum,</w:t>
+              <w:t>For Scrum,</w:t>
             </w:r>
             <w:r>
               <w:rPr>
@@ -3508,13 +3628,43 @@
                 <w:rFonts w:ascii="Calibri" w:hAnsi="Calibri" w:cs="Calibri"/>
               </w:rPr>
               <w:br/>
-              <w:t xml:space="preserve">Also have user stories into backlog, and ensure that </w:t>
-            </w:r>
-            <w:r>
-              <w:rPr>
-                <w:rFonts w:ascii="Calibri" w:hAnsi="Calibri" w:cs="Calibri"/>
-              </w:rPr>
-              <w:t>your</w:t>
+              <w:t xml:space="preserve">Also have user stories into </w:t>
+            </w:r>
+            <w:r>
+              <w:rPr>
+                <w:rFonts w:ascii="Calibri" w:hAnsi="Calibri" w:cs="Calibri"/>
+              </w:rPr>
+              <w:t>backlog and</w:t>
+            </w:r>
+            <w:r>
+              <w:rPr>
+                <w:rFonts w:ascii="Calibri" w:hAnsi="Calibri" w:cs="Calibri"/>
+              </w:rPr>
+              <w:t xml:space="preserve"> ensure that </w:t>
+            </w:r>
+            <w:r>
+              <w:rPr>
+                <w:rFonts w:ascii="Calibri" w:hAnsi="Calibri" w:cs="Calibri"/>
+              </w:rPr>
+              <w:t>you</w:t>
+            </w:r>
+            <w:r>
+              <w:rPr>
+                <w:rFonts w:ascii="Calibri" w:hAnsi="Calibri" w:cs="Calibri"/>
+              </w:rPr>
+              <w:t>’</w:t>
+            </w:r>
+            <w:r>
+              <w:rPr>
+                <w:rFonts w:ascii="Calibri" w:hAnsi="Calibri" w:cs="Calibri"/>
+              </w:rPr>
+              <w:t>r</w:t>
+            </w:r>
+            <w:r>
+              <w:rPr>
+                <w:rFonts w:ascii="Calibri" w:hAnsi="Calibri" w:cs="Calibri"/>
+              </w:rPr>
+              <w:t>e</w:t>
             </w:r>
             <w:r>
               <w:rPr>
@@ -3526,74 +3676,14 @@
               <w:rPr>
                 <w:rFonts w:ascii="Calibri" w:hAnsi="Calibri" w:cs="Calibri"/>
               </w:rPr>
-              <w:t>SCRUM</w:t>
-            </w:r>
-          </w:p>
-        </w:tc>
-      </w:tr>
-      <w:tr>
-        <w:tc>
-          <w:tcPr>
-            <w:tcW w:w="540" w:type="dxa"/>
-            <w:vAlign w:val="center"/>
-          </w:tcPr>
-          <w:p>
-            <w:pPr>
-              <w:numPr>
-                <w:ilvl w:val="0"/>
-                <w:numId w:val="21"/>
-              </w:numPr>
-              <w:ind w:left="342"/>
-              <w:rPr>
-                <w:rFonts w:ascii="Calibri" w:hAnsi="Calibri" w:cs="Calibri"/>
-              </w:rPr>
-            </w:pPr>
-          </w:p>
-        </w:tc>
-        <w:tc>
-          <w:tcPr>
-            <w:tcW w:w="9450" w:type="dxa"/>
-            <w:vAlign w:val="center"/>
-          </w:tcPr>
-          <w:p>
-            <w:pPr>
-              <w:rPr>
-                <w:rFonts w:ascii="Calibri" w:hAnsi="Calibri" w:cs="Calibri"/>
-              </w:rPr>
-            </w:pPr>
-          </w:p>
-        </w:tc>
-      </w:tr>
-      <w:tr>
-        <w:tc>
-          <w:tcPr>
-            <w:tcW w:w="540" w:type="dxa"/>
-            <w:vAlign w:val="center"/>
-          </w:tcPr>
-          <w:p>
-            <w:pPr>
-              <w:numPr>
-                <w:ilvl w:val="0"/>
-                <w:numId w:val="21"/>
-              </w:numPr>
-              <w:ind w:left="342"/>
-              <w:rPr>
-                <w:rFonts w:ascii="Calibri" w:hAnsi="Calibri" w:cs="Calibri"/>
-              </w:rPr>
-            </w:pPr>
-          </w:p>
-        </w:tc>
-        <w:tc>
-          <w:tcPr>
-            <w:tcW w:w="9450" w:type="dxa"/>
-            <w:vAlign w:val="center"/>
-          </w:tcPr>
-          <w:p>
-            <w:pPr>
-              <w:rPr>
-                <w:rFonts w:ascii="Calibri" w:hAnsi="Calibri" w:cs="Calibri"/>
-              </w:rPr>
-            </w:pPr>
+              <w:t>S</w:t>
+            </w:r>
+            <w:r>
+              <w:rPr>
+                <w:rFonts w:ascii="Calibri" w:hAnsi="Calibri" w:cs="Calibri"/>
+              </w:rPr>
+              <w:t>crum.</w:t>
+            </w:r>
           </w:p>
         </w:tc>
       </w:tr>
@@ -3804,7 +3894,6 @@
     </w:p>
     <w:p>
       <w:pPr>
-        <w:jc w:val="center"/>
         <w:rPr>
           <w:rFonts w:ascii="Calibri" w:hAnsi="Calibri" w:cs="Calibri"/>
           <w:b/>
@@ -3822,7 +3911,7 @@
           <w:rFonts w:ascii="Calibri" w:hAnsi="Calibri" w:cs="Calibri"/>
           <w:b/>
         </w:rPr>
-        <w:t>Client/ Mentor Meeting</w:t>
+        <w:t>Meeting</w:t>
       </w:r>
     </w:p>
     <w:p>
@@ -3885,45 +3974,31 @@
             <w:r>
               <w:rPr>
                 <w:rFonts w:ascii="Calibri" w:hAnsi="Calibri" w:cs="Calibri"/>
-                <w:b/>
+                <w:bCs/>
               </w:rPr>
               <w:t>10</w:t>
             </w:r>
             <w:r>
               <w:rPr>
                 <w:rFonts w:ascii="Calibri" w:hAnsi="Calibri" w:cs="Calibri"/>
-                <w:b/>
+                <w:bCs/>
               </w:rPr>
               <w:t>/0</w:t>
             </w:r>
             <w:r>
               <w:rPr>
                 <w:rFonts w:ascii="Calibri" w:hAnsi="Calibri" w:cs="Calibri"/>
-                <w:b/>
+                <w:bCs/>
               </w:rPr>
               <w:t>4</w:t>
             </w:r>
             <w:r>
               <w:rPr>
                 <w:rFonts w:ascii="Calibri" w:hAnsi="Calibri" w:cs="Calibri"/>
-                <w:b/>
+                <w:bCs/>
               </w:rPr>
               <w:t>/2025</w:t>
             </w:r>
-            <w:r>
-              <w:rPr>
-                <w:rFonts w:ascii="Calibri" w:hAnsi="Calibri" w:cs="Calibri"/>
-                <w:b/>
-              </w:rPr>
-              <w:t xml:space="preserve"> Thursday</w:t>
-            </w:r>
-          </w:p>
-          <w:p>
-            <w:pPr>
-              <w:rPr>
-                <w:rFonts w:ascii="Calibri" w:hAnsi="Calibri" w:cs="Calibri"/>
-              </w:rPr>
-            </w:pPr>
           </w:p>
         </w:tc>
         <w:tc>
@@ -3949,22 +4024,50 @@
                 <w:rFonts w:ascii="Calibri" w:hAnsi="Calibri" w:cs="Calibri"/>
                 <w:b/>
               </w:rPr>
-              <w:t xml:space="preserve"> 1:00 AM</w:t>
-            </w:r>
-            <w:r>
-              <w:rPr>
-                <w:rFonts w:ascii="Calibri" w:hAnsi="Calibri" w:cs="Calibri"/>
-                <w:b/>
-              </w:rPr>
-              <w:t xml:space="preserve"> at WZ1101</w:t>
-            </w:r>
-          </w:p>
-          <w:p>
-            <w:pPr>
-              <w:rPr>
-                <w:rFonts w:ascii="Calibri" w:hAnsi="Calibri" w:cs="Calibri"/>
-              </w:rPr>
-            </w:pPr>
+              <w:t xml:space="preserve"> </w:t>
+            </w:r>
+            <w:r>
+              <w:rPr>
+                <w:rFonts w:ascii="Calibri" w:hAnsi="Calibri" w:cs="Calibri"/>
+                <w:bCs/>
+              </w:rPr>
+              <w:t>1:00</w:t>
+            </w:r>
+            <w:r>
+              <w:rPr>
+                <w:rFonts w:ascii="Calibri" w:hAnsi="Calibri" w:cs="Calibri"/>
+                <w:bCs/>
+              </w:rPr>
+              <w:t>am</w:t>
+            </w:r>
+            <w:r>
+              <w:rPr>
+                <w:rFonts w:ascii="Calibri" w:hAnsi="Calibri" w:cs="Calibri"/>
+                <w:bCs/>
+              </w:rPr>
+              <w:t xml:space="preserve"> </w:t>
+            </w:r>
+            <w:r>
+              <w:rPr>
+                <w:rFonts w:ascii="Calibri" w:hAnsi="Calibri" w:cs="Calibri"/>
+                <w:bCs/>
+              </w:rPr>
+              <w:t>(</w:t>
+            </w:r>
+            <w:r>
+              <w:rPr>
+                <w:rFonts w:ascii="Calibri" w:hAnsi="Calibri" w:cs="Calibri"/>
+                <w:bCs/>
+              </w:rPr>
+              <w:t>WZ1101</w:t>
+            </w:r>
+            <w:r>
+              <w:rPr>
+                <w:rFonts w:ascii="Calibri" w:hAnsi="Calibri" w:cs="Calibri"/>
+                <w:bCs/>
+              </w:rPr>
+              <w:t>)</w:t>
+            </w:r>
           </w:p>
         </w:tc>
       </w:tr>
@@ -4011,144 +4114,6 @@
                 <w:numId w:val="12"/>
               </w:numPr>
               <w:ind w:left="252" w:hanging="208"/>
-              <w:rPr>
-                <w:rFonts w:ascii="Calibri" w:hAnsi="Calibri" w:cs="Calibri"/>
-              </w:rPr>
-            </w:pPr>
-          </w:p>
-        </w:tc>
-        <w:tc>
-          <w:tcPr>
-            <w:tcW w:w="9648" w:type="dxa"/>
-            <w:gridSpan w:val="2"/>
-            <w:vAlign w:val="center"/>
-          </w:tcPr>
-          <w:p>
-            <w:pPr>
-              <w:rPr>
-                <w:rFonts w:ascii="Calibri" w:hAnsi="Calibri" w:cs="Calibri"/>
-              </w:rPr>
-            </w:pPr>
-          </w:p>
-        </w:tc>
-      </w:tr>
-      <w:tr>
-        <w:trPr>
-          <w:trHeight w:val="69"/>
-        </w:trPr>
-        <w:tc>
-          <w:tcPr>
-            <w:tcW w:w="551" w:type="dxa"/>
-            <w:vAlign w:val="center"/>
-          </w:tcPr>
-          <w:p>
-            <w:pPr>
-              <w:numPr>
-                <w:ilvl w:val="0"/>
-                <w:numId w:val="12"/>
-              </w:numPr>
-              <w:ind w:left="252" w:hanging="208"/>
-              <w:rPr>
-                <w:rFonts w:ascii="Calibri" w:hAnsi="Calibri" w:cs="Calibri"/>
-              </w:rPr>
-            </w:pPr>
-          </w:p>
-        </w:tc>
-        <w:tc>
-          <w:tcPr>
-            <w:tcW w:w="9648" w:type="dxa"/>
-            <w:gridSpan w:val="2"/>
-            <w:vAlign w:val="center"/>
-          </w:tcPr>
-          <w:p>
-            <w:pPr>
-              <w:rPr>
-                <w:rFonts w:ascii="Calibri" w:hAnsi="Calibri" w:cs="Calibri"/>
-              </w:rPr>
-            </w:pPr>
-          </w:p>
-        </w:tc>
-      </w:tr>
-      <w:tr>
-        <w:trPr>
-          <w:trHeight w:val="69"/>
-        </w:trPr>
-        <w:tc>
-          <w:tcPr>
-            <w:tcW w:w="551" w:type="dxa"/>
-            <w:vAlign w:val="center"/>
-          </w:tcPr>
-          <w:p>
-            <w:pPr>
-              <w:numPr>
-                <w:ilvl w:val="0"/>
-                <w:numId w:val="12"/>
-              </w:numPr>
-              <w:ind w:left="252" w:hanging="208"/>
-              <w:rPr>
-                <w:rFonts w:ascii="Calibri" w:hAnsi="Calibri" w:cs="Calibri"/>
-              </w:rPr>
-            </w:pPr>
-          </w:p>
-        </w:tc>
-        <w:tc>
-          <w:tcPr>
-            <w:tcW w:w="9648" w:type="dxa"/>
-            <w:gridSpan w:val="2"/>
-            <w:vAlign w:val="center"/>
-          </w:tcPr>
-          <w:p>
-            <w:pPr>
-              <w:rPr>
-                <w:rFonts w:ascii="Calibri" w:hAnsi="Calibri" w:cs="Calibri"/>
-              </w:rPr>
-            </w:pPr>
-          </w:p>
-        </w:tc>
-      </w:tr>
-      <w:tr>
-        <w:trPr>
-          <w:trHeight w:val="281"/>
-        </w:trPr>
-        <w:tc>
-          <w:tcPr>
-            <w:tcW w:w="10199" w:type="dxa"/>
-            <w:gridSpan w:val="3"/>
-            <w:vAlign w:val="center"/>
-          </w:tcPr>
-          <w:p>
-            <w:pPr>
-              <w:rPr>
-                <w:rFonts w:ascii="Calibri" w:hAnsi="Calibri" w:cs="Calibri"/>
-                <w:i/>
-              </w:rPr>
-            </w:pPr>
-            <w:r>
-              <w:rPr>
-                <w:rFonts w:ascii="Calibri" w:hAnsi="Calibri" w:cs="Calibri"/>
-                <w:i/>
-              </w:rPr>
-              <w:t>Action Items to be discussed in the next meeting:</w:t>
-            </w:r>
-          </w:p>
-        </w:tc>
-      </w:tr>
-      <w:tr>
-        <w:trPr>
-          <w:trHeight w:val="281"/>
-        </w:trPr>
-        <w:tc>
-          <w:tcPr>
-            <w:tcW w:w="551" w:type="dxa"/>
-            <w:vAlign w:val="center"/>
-          </w:tcPr>
-          <w:p>
-            <w:pPr>
-              <w:numPr>
-                <w:ilvl w:val="0"/>
-                <w:numId w:val="17"/>
-              </w:numPr>
-              <w:ind w:left="245" w:hanging="202"/>
               <w:rPr>
                 <w:rFonts w:ascii="Calibri" w:hAnsi="Calibri" w:cs="Calibri"/>
               </w:rPr>
@@ -6762,6 +6727,119 @@
     </w:lvl>
   </w:abstractNum>
   <w:abstractNum w:abstractNumId="24" w15:restartNumberingAfterBreak="0">
+    <w:nsid w:val="68BD6D2F"/>
+    <w:multiLevelType w:val="hybridMultilevel"/>
+    <w:tmpl w:val="CCCC4CA6"/>
+    <w:lvl w:ilvl="0" w:tplc="14090001">
+      <w:start w:val="1"/>
+      <w:numFmt w:val="bullet"/>
+      <w:lvlText w:val=""/>
+      <w:lvlJc w:val="left"/>
+      <w:pPr>
+        <w:ind w:left="1080" w:hanging="360"/>
+      </w:pPr>
+      <w:rPr>
+        <w:rFonts w:ascii="Symbol" w:hAnsi="Symbol" w:hint="default"/>
+      </w:rPr>
+    </w:lvl>
+    <w:lvl w:ilvl="1" w:tplc="14090003" w:tentative="1">
+      <w:start w:val="1"/>
+      <w:numFmt w:val="bullet"/>
+      <w:lvlText w:val="o"/>
+      <w:lvlJc w:val="left"/>
+      <w:pPr>
+        <w:ind w:left="1800" w:hanging="360"/>
+      </w:pPr>
+      <w:rPr>
+        <w:rFonts w:ascii="Courier New" w:hAnsi="Courier New" w:cs="Courier New" w:hint="default"/>
+      </w:rPr>
+    </w:lvl>
+    <w:lvl w:ilvl="2" w:tplc="14090005" w:tentative="1">
+      <w:start w:val="1"/>
+      <w:numFmt w:val="bullet"/>
+      <w:lvlText w:val=""/>
+      <w:lvlJc w:val="left"/>
+      <w:pPr>
+        <w:ind w:left="2520" w:hanging="360"/>
+      </w:pPr>
+      <w:rPr>
+        <w:rFonts w:ascii="Wingdings" w:hAnsi="Wingdings" w:hint="default"/>
+      </w:rPr>
+    </w:lvl>
+    <w:lvl w:ilvl="3" w:tplc="14090001" w:tentative="1">
+      <w:start w:val="1"/>
+      <w:numFmt w:val="bullet"/>
+      <w:lvlText w:val=""/>
+      <w:lvlJc w:val="left"/>
+      <w:pPr>
+        <w:ind w:left="3240" w:hanging="360"/>
+      </w:pPr>
+      <w:rPr>
+        <w:rFonts w:ascii="Symbol" w:hAnsi="Symbol" w:hint="default"/>
+      </w:rPr>
+    </w:lvl>
+    <w:lvl w:ilvl="4" w:tplc="14090003" w:tentative="1">
+      <w:start w:val="1"/>
+      <w:numFmt w:val="bullet"/>
+      <w:lvlText w:val="o"/>
+      <w:lvlJc w:val="left"/>
+      <w:pPr>
+        <w:ind w:left="3960" w:hanging="360"/>
+      </w:pPr>
+      <w:rPr>
+        <w:rFonts w:ascii="Courier New" w:hAnsi="Courier New" w:cs="Courier New" w:hint="default"/>
+      </w:rPr>
+    </w:lvl>
+    <w:lvl w:ilvl="5" w:tplc="14090005" w:tentative="1">
+      <w:start w:val="1"/>
+      <w:numFmt w:val="bullet"/>
+      <w:lvlText w:val=""/>
+      <w:lvlJc w:val="left"/>
+      <w:pPr>
+        <w:ind w:left="4680" w:hanging="360"/>
+      </w:pPr>
+      <w:rPr>
+        <w:rFonts w:ascii="Wingdings" w:hAnsi="Wingdings" w:hint="default"/>
+      </w:rPr>
+    </w:lvl>
+    <w:lvl w:ilvl="6" w:tplc="14090001" w:tentative="1">
+      <w:start w:val="1"/>
+      <w:numFmt w:val="bullet"/>
+      <w:lvlText w:val=""/>
+      <w:lvlJc w:val="left"/>
+      <w:pPr>
+        <w:ind w:left="5400" w:hanging="360"/>
+      </w:pPr>
+      <w:rPr>
+        <w:rFonts w:ascii="Symbol" w:hAnsi="Symbol" w:hint="default"/>
+      </w:rPr>
+    </w:lvl>
+    <w:lvl w:ilvl="7" w:tplc="14090003" w:tentative="1">
+      <w:start w:val="1"/>
+      <w:numFmt w:val="bullet"/>
+      <w:lvlText w:val="o"/>
+      <w:lvlJc w:val="left"/>
+      <w:pPr>
+        <w:ind w:left="6120" w:hanging="360"/>
+      </w:pPr>
+      <w:rPr>
+        <w:rFonts w:ascii="Courier New" w:hAnsi="Courier New" w:cs="Courier New" w:hint="default"/>
+      </w:rPr>
+    </w:lvl>
+    <w:lvl w:ilvl="8" w:tplc="14090005" w:tentative="1">
+      <w:start w:val="1"/>
+      <w:numFmt w:val="bullet"/>
+      <w:lvlText w:val=""/>
+      <w:lvlJc w:val="left"/>
+      <w:pPr>
+        <w:ind w:left="6840" w:hanging="360"/>
+      </w:pPr>
+      <w:rPr>
+        <w:rFonts w:ascii="Wingdings" w:hAnsi="Wingdings" w:hint="default"/>
+      </w:rPr>
+    </w:lvl>
+  </w:abstractNum>
+  <w:abstractNum w:abstractNumId="25" w15:restartNumberingAfterBreak="0">
     <w:nsid w:val="6C704C18"/>
     <w:multiLevelType w:val="hybridMultilevel"/>
     <w:tmpl w:val="67D27778"/>
@@ -6850,7 +6928,7 @@
       </w:pPr>
     </w:lvl>
   </w:abstractNum>
-  <w:abstractNum w:abstractNumId="25" w15:restartNumberingAfterBreak="0">
+  <w:abstractNum w:abstractNumId="26" w15:restartNumberingAfterBreak="0">
     <w:nsid w:val="73560715"/>
     <w:multiLevelType w:val="hybridMultilevel"/>
     <w:tmpl w:val="BECE77BE"/>
@@ -6936,7 +7014,7 @@
       </w:pPr>
     </w:lvl>
   </w:abstractNum>
-  <w:abstractNum w:abstractNumId="26" w15:restartNumberingAfterBreak="0">
+  <w:abstractNum w:abstractNumId="27" w15:restartNumberingAfterBreak="0">
     <w:nsid w:val="74AA6EC1"/>
     <w:multiLevelType w:val="hybridMultilevel"/>
     <w:tmpl w:val="8570A53A"/>
@@ -7025,7 +7103,7 @@
       </w:pPr>
     </w:lvl>
   </w:abstractNum>
-  <w:abstractNum w:abstractNumId="27" w15:restartNumberingAfterBreak="0">
+  <w:abstractNum w:abstractNumId="28" w15:restartNumberingAfterBreak="0">
     <w:nsid w:val="77AC42FB"/>
     <w:multiLevelType w:val="hybridMultilevel"/>
     <w:tmpl w:val="BECE77BE"/>
@@ -7111,7 +7189,7 @@
       </w:pPr>
     </w:lvl>
   </w:abstractNum>
-  <w:abstractNum w:abstractNumId="28" w15:restartNumberingAfterBreak="0">
+  <w:abstractNum w:abstractNumId="29" w15:restartNumberingAfterBreak="0">
     <w:nsid w:val="79272679"/>
     <w:multiLevelType w:val="hybridMultilevel"/>
     <w:tmpl w:val="11C071FC"/>
@@ -7224,7 +7302,7 @@
       </w:rPr>
     </w:lvl>
   </w:abstractNum>
-  <w:abstractNum w:abstractNumId="29" w15:restartNumberingAfterBreak="0">
+  <w:abstractNum w:abstractNumId="30" w15:restartNumberingAfterBreak="0">
     <w:nsid w:val="79FF0F4C"/>
     <w:multiLevelType w:val="hybridMultilevel"/>
     <w:tmpl w:val="6180036E"/>
@@ -7337,7 +7415,7 @@
       </w:rPr>
     </w:lvl>
   </w:abstractNum>
-  <w:abstractNum w:abstractNumId="30" w15:restartNumberingAfterBreak="0">
+  <w:abstractNum w:abstractNumId="31" w15:restartNumberingAfterBreak="0">
     <w:nsid w:val="7C8F540E"/>
     <w:multiLevelType w:val="hybridMultilevel"/>
     <w:tmpl w:val="50AC5032"/>
@@ -7454,13 +7532,13 @@
     <w:abstractNumId w:val="11"/>
   </w:num>
   <w:num w:numId="10" w16cid:durableId="1363627534">
-    <w:abstractNumId w:val="24"/>
+    <w:abstractNumId w:val="25"/>
   </w:num>
   <w:num w:numId="11" w16cid:durableId="597173261">
     <w:abstractNumId w:val="15"/>
   </w:num>
   <w:num w:numId="12" w16cid:durableId="1393192729">
-    <w:abstractNumId w:val="26"/>
+    <w:abstractNumId w:val="27"/>
   </w:num>
   <w:num w:numId="13" w16cid:durableId="2111274085">
     <w:abstractNumId w:val="5"/>
@@ -7478,7 +7556,7 @@
     <w:abstractNumId w:val="3"/>
   </w:num>
   <w:num w:numId="18" w16cid:durableId="1929999945">
-    <w:abstractNumId w:val="27"/>
+    <w:abstractNumId w:val="28"/>
   </w:num>
   <w:num w:numId="19" w16cid:durableId="1383794188">
     <w:abstractNumId w:val="1"/>
@@ -7487,10 +7565,10 @@
     <w:abstractNumId w:val="13"/>
   </w:num>
   <w:num w:numId="21" w16cid:durableId="1222523425">
-    <w:abstractNumId w:val="25"/>
+    <w:abstractNumId w:val="26"/>
   </w:num>
   <w:num w:numId="22" w16cid:durableId="671628">
-    <w:abstractNumId w:val="28"/>
+    <w:abstractNumId w:val="29"/>
   </w:num>
   <w:num w:numId="23" w16cid:durableId="477578719">
     <w:abstractNumId w:val="17"/>
@@ -7511,13 +7589,16 @@
     <w:abstractNumId w:val="19"/>
   </w:num>
   <w:num w:numId="29" w16cid:durableId="127169781">
-    <w:abstractNumId w:val="30"/>
+    <w:abstractNumId w:val="31"/>
   </w:num>
   <w:num w:numId="30" w16cid:durableId="791173662">
     <w:abstractNumId w:val="12"/>
   </w:num>
   <w:num w:numId="31" w16cid:durableId="974946243">
-    <w:abstractNumId w:val="29"/>
+    <w:abstractNumId w:val="30"/>
+  </w:num>
+  <w:num w:numId="32" w16cid:durableId="47992712">
+    <w:abstractNumId w:val="24"/>
   </w:num>
 </w:numbering>
 </file>
